--- a/content/CP1972/CP1972-11.docx
+++ b/content/CP1972/CP1972-11.docx
@@ -229,7 +229,7 @@
                           <pic:cNvPicPr/>
                         </pic:nvPicPr>
                         <pic:blipFill>
-                          <a:blip r:link="rId31"/>
+                          <a:blip r:embed="rId31"/>
                           <a:stretch>
                             <a:fillRect/>
                           </a:stretch>
@@ -448,7 +448,7 @@
                     <pic:cNvPicPr/>
                   </pic:nvPicPr>
                   <pic:blipFill>
-                    <a:blip r:link="rId32"/>
+                    <a:blip r:embed="rId32"/>
                     <a:stretch>
                       <a:fillRect/>
                     </a:stretch>

--- a/content/CP1972/CP1972-11.docx
+++ b/content/CP1972/CP1972-11.docx
@@ -229,7 +229,7 @@
                           <pic:cNvPicPr/>
                         </pic:nvPicPr>
                         <pic:blipFill>
-                          <a:blip r:embed="rId31"/>
+                          <a:blip r:link="rId31"/>
                           <a:stretch>
                             <a:fillRect/>
                           </a:stretch>
@@ -448,7 +448,7 @@
                     <pic:cNvPicPr/>
                   </pic:nvPicPr>
                   <pic:blipFill>
-                    <a:blip r:embed="rId32"/>
+                    <a:blip r:link="rId32"/>
                     <a:stretch>
                       <a:fillRect/>
                     </a:stretch>

--- a/content/CP1972/CP1972-11.docx
+++ b/content/CP1972/CP1972-11.docx
@@ -202,7 +202,7 @@
                 <w:noProof/>
               </w:rPr>
               <w:drawing>
-                <wp:inline distT="0" distB="0" distL="0" distR="0" wp14:anchorId="1590DE8B" wp14:editId="2AC356E9">
+                <wp:inline distT="0" distB="0" distL="0" distR="0" wp14:anchorId="1590DE8B" wp14:editId="595E38D2">
                   <wp:extent cx="2023511" cy="1904480"/>
                   <wp:effectExtent l="0" t="0" r="0" b="635"/>
                   <wp:docPr id="327877876" name="bubble level.png"/>
@@ -217,7 +217,7 @@
                           <pic:cNvPicPr/>
                         </pic:nvPicPr>
                         <pic:blipFill>
-                          <a:blip r:link="rId8"/>
+                          <a:blip r:embed="rId8" r:link="rId9"/>
                           <a:stretch>
                             <a:fillRect/>
                           </a:stretch>
@@ -434,7 +434,7 @@
           <w14:ligatures w14:val="standardContextual"/>
         </w:rPr>
         <w:drawing>
-          <wp:inline distT="0" distB="0" distL="0" distR="0" wp14:anchorId="6D40D854" wp14:editId="4B4D4152">
+          <wp:inline distT="0" distB="0" distL="0" distR="0" wp14:anchorId="6D40D854" wp14:editId="12D16CD5">
             <wp:extent cx="1954481" cy="1958649"/>
             <wp:effectExtent l="0" t="0" r="8255" b="3810"/>
             <wp:docPr id="29401345" name="pump.png" descr="A red and black tube with a tube and a tube&#10;&#10;AI-generated content may be incorrect."/>
@@ -449,7 +449,7 @@
                     <pic:cNvPicPr/>
                   </pic:nvPicPr>
                   <pic:blipFill>
-                    <a:blip r:link="rId9"/>
+                    <a:blip r:embed="rId10" r:link="rId11"/>
                     <a:stretch>
                       <a:fillRect/>
                     </a:stretch>
@@ -480,7 +480,7 @@
       </w:r>
     </w:p>
     <w:sectPr>
-      <w:footerReference w:type="default" r:id="rId10"/>
+      <w:footerReference w:type="default" r:id="rId12"/>
       <w:type w:val="continuous"/>
       <w:pgSz w:w="11906" w:h="16838"/>
       <w:pgMar w:top="907" w:right="567" w:bottom="567" w:left="567" w:header="709" w:footer="709" w:gutter="0"/>
